--- a/manuals/sampling_strategy(1).docx
+++ b/manuals/sampling_strategy(1).docx
@@ -103,11 +103,9 @@
       <w:r>
         <w:t xml:space="preserve">Batch coding itself was built to prevent cherry-picking: the pilot </w:t>
       </w:r>
-      <w:proofErr w:type="spellStart"/>
-      <w:r>
-        <w:t>characterisations</w:t>
-      </w:r>
-      <w:proofErr w:type="spellEnd"/>
+      <w:r>
+        <w:t>characterizations</w:t>
+      </w:r>
       <w:r>
         <w:t xml:space="preserve"> and the formal sampling corroborate each other.</w:t>
       </w:r>
@@ -135,11 +133,9 @@
       <w:r>
         <w:t xml:space="preserve">63 (+ 4 Solo) candidates → 35 ± 5 final. If during reading a cell does not match its </w:t>
       </w:r>
-      <w:proofErr w:type="spellStart"/>
-      <w:r>
-        <w:t>characterisation</w:t>
-      </w:r>
-      <w:proofErr w:type="spellEnd"/>
+      <w:r>
+        <w:t>characterization</w:t>
+      </w:r>
       <w:r>
         <w:t>, adjust the allocation and record the change.</w:t>
       </w:r>
@@ -228,7 +224,7 @@
     <w:tbl>
       <w:tblPr>
         <w:tblStyle w:val="af3"/>
-        <w:tblW w:w="0" w:type="auto"/>
+        <w:tblW w:w="9360" w:type="dxa"/>
         <w:tblLayout w:type="fixed"/>
         <w:tblLook w:val="04A0" w:firstRow="1" w:lastRow="0" w:firstColumn="1" w:lastColumn="0" w:noHBand="0" w:noVBand="1"/>
       </w:tblPr>
@@ -242,6 +238,7 @@
         <w:tc>
           <w:tcPr>
             <w:tcW w:w="1404" w:type="dxa"/>
+            <w:shd w:val="clear" w:color="auto" w:fill="FAE2D5" w:themeFill="accent2" w:themeFillTint="33"/>
           </w:tcPr>
           <w:p>
             <w:r>
@@ -255,6 +252,7 @@
         <w:tc>
           <w:tcPr>
             <w:tcW w:w="2808" w:type="dxa"/>
+            <w:shd w:val="clear" w:color="auto" w:fill="FAE2D5" w:themeFill="accent2" w:themeFillTint="33"/>
           </w:tcPr>
           <w:p>
             <w:r>
@@ -263,19 +261,18 @@
               </w:rPr>
               <w:t xml:space="preserve">Community </w:t>
             </w:r>
-            <w:proofErr w:type="spellStart"/>
             <w:r>
               <w:rPr>
                 <w:b/>
               </w:rPr>
-              <w:t>characterisation</w:t>
-            </w:r>
-            <w:proofErr w:type="spellEnd"/>
+              <w:t>characterization</w:t>
+            </w:r>
           </w:p>
         </w:tc>
         <w:tc>
           <w:tcPr>
             <w:tcW w:w="1966" w:type="dxa"/>
+            <w:shd w:val="clear" w:color="auto" w:fill="FAE2D5" w:themeFill="accent2" w:themeFillTint="33"/>
           </w:tcPr>
           <w:p>
             <w:r>
@@ -289,6 +286,7 @@
         <w:tc>
           <w:tcPr>
             <w:tcW w:w="3182" w:type="dxa"/>
+            <w:shd w:val="clear" w:color="auto" w:fill="FAE2D5" w:themeFill="accent2" w:themeFillTint="33"/>
           </w:tcPr>
           <w:p>
             <w:r>
@@ -304,6 +302,7 @@
         <w:tc>
           <w:tcPr>
             <w:tcW w:w="1404" w:type="dxa"/>
+            <w:vMerge w:val="restart"/>
           </w:tcPr>
           <w:p>
             <w:r>
@@ -358,6 +357,7 @@
         <w:tc>
           <w:tcPr>
             <w:tcW w:w="3182" w:type="dxa"/>
+            <w:vMerge w:val="restart"/>
           </w:tcPr>
           <w:p>
             <w:r>
@@ -433,6 +433,7 @@
         <w:tc>
           <w:tcPr>
             <w:tcW w:w="1404" w:type="dxa"/>
+            <w:vMerge/>
           </w:tcPr>
           <w:p/>
         </w:tc>
@@ -455,6 +456,7 @@
         <w:tc>
           <w:tcPr>
             <w:tcW w:w="3182" w:type="dxa"/>
+            <w:vMerge/>
           </w:tcPr>
           <w:p/>
         </w:tc>
@@ -463,6 +465,7 @@
         <w:tc>
           <w:tcPr>
             <w:tcW w:w="1404" w:type="dxa"/>
+            <w:vMerge/>
           </w:tcPr>
           <w:p/>
         </w:tc>
@@ -485,6 +488,7 @@
         <w:tc>
           <w:tcPr>
             <w:tcW w:w="3182" w:type="dxa"/>
+            <w:vMerge/>
           </w:tcPr>
           <w:p/>
         </w:tc>
@@ -493,6 +497,7 @@
         <w:tc>
           <w:tcPr>
             <w:tcW w:w="1404" w:type="dxa"/>
+            <w:vMerge/>
           </w:tcPr>
           <w:p/>
         </w:tc>
@@ -515,6 +520,7 @@
         <w:tc>
           <w:tcPr>
             <w:tcW w:w="3182" w:type="dxa"/>
+            <w:vMerge/>
           </w:tcPr>
           <w:p/>
         </w:tc>
@@ -531,7 +537,7 @@
     <w:tbl>
       <w:tblPr>
         <w:tblStyle w:val="af3"/>
-        <w:tblW w:w="0" w:type="auto"/>
+        <w:tblW w:w="9360" w:type="dxa"/>
         <w:tblLayout w:type="fixed"/>
         <w:tblLook w:val="04A0" w:firstRow="1" w:lastRow="0" w:firstColumn="1" w:lastColumn="0" w:noHBand="0" w:noVBand="1"/>
       </w:tblPr>
@@ -545,6 +551,7 @@
         <w:tc>
           <w:tcPr>
             <w:tcW w:w="1404" w:type="dxa"/>
+            <w:shd w:val="clear" w:color="auto" w:fill="FAE2D5" w:themeFill="accent2" w:themeFillTint="33"/>
           </w:tcPr>
           <w:p>
             <w:r>
@@ -558,6 +565,7 @@
         <w:tc>
           <w:tcPr>
             <w:tcW w:w="2808" w:type="dxa"/>
+            <w:shd w:val="clear" w:color="auto" w:fill="FAE2D5" w:themeFill="accent2" w:themeFillTint="33"/>
           </w:tcPr>
           <w:p>
             <w:r>
@@ -566,19 +574,18 @@
               </w:rPr>
               <w:t xml:space="preserve">Community </w:t>
             </w:r>
-            <w:proofErr w:type="spellStart"/>
             <w:r>
               <w:rPr>
                 <w:b/>
               </w:rPr>
-              <w:t>characterisation</w:t>
-            </w:r>
-            <w:proofErr w:type="spellEnd"/>
+              <w:t>characterization</w:t>
+            </w:r>
           </w:p>
         </w:tc>
         <w:tc>
           <w:tcPr>
             <w:tcW w:w="1966" w:type="dxa"/>
+            <w:shd w:val="clear" w:color="auto" w:fill="FAE2D5" w:themeFill="accent2" w:themeFillTint="33"/>
           </w:tcPr>
           <w:p>
             <w:r>
@@ -592,6 +599,7 @@
         <w:tc>
           <w:tcPr>
             <w:tcW w:w="3182" w:type="dxa"/>
+            <w:shd w:val="clear" w:color="auto" w:fill="FAE2D5" w:themeFill="accent2" w:themeFillTint="33"/>
           </w:tcPr>
           <w:p>
             <w:r>
@@ -607,6 +615,7 @@
         <w:tc>
           <w:tcPr>
             <w:tcW w:w="1404" w:type="dxa"/>
+            <w:vMerge w:val="restart"/>
           </w:tcPr>
           <w:p>
             <w:r>
@@ -623,7 +632,6 @@
                 <w:b/>
                 <w:i/>
               </w:rPr>
-              <w:lastRenderedPageBreak/>
               <w:t>Type is the watershed; fairly homogeneous within Type</w:t>
             </w:r>
           </w:p>
@@ -634,12 +642,7 @@
           </w:tcPr>
           <w:p>
             <w:r>
-              <w:lastRenderedPageBreak/>
-              <w:t xml:space="preserve">Source NM dominates — almost no one presents help-seeking as blocked; </w:t>
-            </w:r>
-            <w:r>
-              <w:lastRenderedPageBreak/>
-              <w:t>Supplement is tiny, but genuinely Supplement</w:t>
+              <w:t>Source NM dominates — almost no one presents help-seeking as blocked; Supplement is tiny, but genuinely Supplement</w:t>
             </w:r>
           </w:p>
         </w:tc>
@@ -649,7 +652,6 @@
           </w:tcPr>
           <w:p>
             <w:r>
-              <w:lastRenderedPageBreak/>
               <w:t>NM × Habitual × PE</w:t>
             </w:r>
           </w:p>
@@ -662,6 +664,7 @@
         <w:tc>
           <w:tcPr>
             <w:tcW w:w="3182" w:type="dxa"/>
+            <w:vMerge w:val="restart"/>
           </w:tcPr>
           <w:p>
             <w:r>
@@ -687,8 +690,11 @@
               </w:numPr>
             </w:pPr>
             <w:r>
+              <w:t xml:space="preserve">PE is an excellent resource: unlike the therapy-family posts that mention AI, its business is not AI at all — yet the accounting tendency is obvious. The </w:t>
+            </w:r>
+            <w:r>
               <w:lastRenderedPageBreak/>
-              <w:t>PE is an excellent resource: unlike the therapy-family posts that mention AI, its business is not AI at all — yet the accounting tendency is obvious. The most naturalistic material in the corpus</w:t>
+              <w:t>most naturalistic material in the corpus</w:t>
             </w:r>
           </w:p>
           <w:p>
@@ -709,6 +715,7 @@
         <w:tc>
           <w:tcPr>
             <w:tcW w:w="1404" w:type="dxa"/>
+            <w:vMerge/>
           </w:tcPr>
           <w:p/>
         </w:tc>
@@ -731,6 +738,7 @@
         <w:tc>
           <w:tcPr>
             <w:tcW w:w="3182" w:type="dxa"/>
+            <w:vMerge/>
           </w:tcPr>
           <w:p/>
         </w:tc>
@@ -739,6 +747,7 @@
         <w:tc>
           <w:tcPr>
             <w:tcW w:w="1404" w:type="dxa"/>
+            <w:vMerge/>
           </w:tcPr>
           <w:p/>
         </w:tc>
@@ -761,6 +770,7 @@
         <w:tc>
           <w:tcPr>
             <w:tcW w:w="3182" w:type="dxa"/>
+            <w:vMerge/>
           </w:tcPr>
           <w:p/>
         </w:tc>
@@ -769,6 +779,7 @@
         <w:tc>
           <w:tcPr>
             <w:tcW w:w="1404" w:type="dxa"/>
+            <w:vMerge/>
           </w:tcPr>
           <w:p/>
         </w:tc>
@@ -809,6 +820,7 @@
         <w:tc>
           <w:tcPr>
             <w:tcW w:w="3182" w:type="dxa"/>
+            <w:vMerge/>
           </w:tcPr>
           <w:p/>
         </w:tc>
@@ -830,7 +842,7 @@
     <w:tbl>
       <w:tblPr>
         <w:tblStyle w:val="af3"/>
-        <w:tblW w:w="0" w:type="auto"/>
+        <w:tblW w:w="9360" w:type="dxa"/>
         <w:tblLayout w:type="fixed"/>
         <w:tblLook w:val="04A0" w:firstRow="1" w:lastRow="0" w:firstColumn="1" w:lastColumn="0" w:noHBand="0" w:noVBand="1"/>
       </w:tblPr>
@@ -844,6 +856,7 @@
         <w:tc>
           <w:tcPr>
             <w:tcW w:w="1404" w:type="dxa"/>
+            <w:shd w:val="clear" w:color="auto" w:fill="FAE2D5" w:themeFill="accent2" w:themeFillTint="33"/>
           </w:tcPr>
           <w:p>
             <w:r>
@@ -857,6 +870,7 @@
         <w:tc>
           <w:tcPr>
             <w:tcW w:w="2808" w:type="dxa"/>
+            <w:shd w:val="clear" w:color="auto" w:fill="FAE2D5" w:themeFill="accent2" w:themeFillTint="33"/>
           </w:tcPr>
           <w:p>
             <w:r>
@@ -865,19 +879,18 @@
               </w:rPr>
               <w:t xml:space="preserve">Community </w:t>
             </w:r>
-            <w:proofErr w:type="spellStart"/>
             <w:r>
               <w:rPr>
                 <w:b/>
               </w:rPr>
-              <w:t>characterisation</w:t>
-            </w:r>
-            <w:proofErr w:type="spellEnd"/>
+              <w:t>characterization</w:t>
+            </w:r>
           </w:p>
         </w:tc>
         <w:tc>
           <w:tcPr>
             <w:tcW w:w="1966" w:type="dxa"/>
+            <w:shd w:val="clear" w:color="auto" w:fill="FAE2D5" w:themeFill="accent2" w:themeFillTint="33"/>
           </w:tcPr>
           <w:p>
             <w:r>
@@ -891,6 +904,7 @@
         <w:tc>
           <w:tcPr>
             <w:tcW w:w="3182" w:type="dxa"/>
+            <w:shd w:val="clear" w:color="auto" w:fill="FAE2D5" w:themeFill="accent2" w:themeFillTint="33"/>
           </w:tcPr>
           <w:p>
             <w:r>
@@ -906,6 +920,7 @@
         <w:tc>
           <w:tcPr>
             <w:tcW w:w="1404" w:type="dxa"/>
+            <w:vMerge w:val="restart"/>
           </w:tcPr>
           <w:p>
             <w:r>
@@ -940,6 +955,7 @@
         <w:tc>
           <w:tcPr>
             <w:tcW w:w="3182" w:type="dxa"/>
+            <w:vMerge w:val="restart"/>
           </w:tcPr>
           <w:p>
             <w:r>
@@ -994,11 +1010,7 @@
               </w:numPr>
             </w:pPr>
             <w:r>
-              <w:t xml:space="preserve">Within the non-Primary 10: take both Parallel and both Exploration posts (2 + 2 in the fresh </w:t>
-            </w:r>
-            <w:r>
-              <w:lastRenderedPageBreak/>
-              <w:t>pool); Supplement fills the remainder</w:t>
+              <w:t>Within the non-Primary 10: take both Parallel and both Exploration posts (2 + 2 in the fresh pool); Supplement fills the remainder</w:t>
             </w:r>
           </w:p>
         </w:tc>
@@ -1007,6 +1019,7 @@
         <w:tc>
           <w:tcPr>
             <w:tcW w:w="1404" w:type="dxa"/>
+            <w:vMerge/>
           </w:tcPr>
           <w:p/>
         </w:tc>
@@ -1029,6 +1042,7 @@
         <w:tc>
           <w:tcPr>
             <w:tcW w:w="3182" w:type="dxa"/>
+            <w:vMerge/>
           </w:tcPr>
           <w:p/>
         </w:tc>
@@ -1037,6 +1051,7 @@
         <w:tc>
           <w:tcPr>
             <w:tcW w:w="1404" w:type="dxa"/>
+            <w:vMerge/>
           </w:tcPr>
           <w:p/>
         </w:tc>
@@ -1059,6 +1074,7 @@
         <w:tc>
           <w:tcPr>
             <w:tcW w:w="3182" w:type="dxa"/>
+            <w:vMerge/>
           </w:tcPr>
           <w:p/>
         </w:tc>
@@ -1067,6 +1083,7 @@
         <w:tc>
           <w:tcPr>
             <w:tcW w:w="1404" w:type="dxa"/>
+            <w:vMerge/>
           </w:tcPr>
           <w:p/>
         </w:tc>
@@ -1089,6 +1106,7 @@
         <w:tc>
           <w:tcPr>
             <w:tcW w:w="3182" w:type="dxa"/>
+            <w:vMerge/>
           </w:tcPr>
           <w:p/>
         </w:tc>
@@ -1105,7 +1123,7 @@
     <w:tbl>
       <w:tblPr>
         <w:tblStyle w:val="af3"/>
-        <w:tblW w:w="0" w:type="auto"/>
+        <w:tblW w:w="9360" w:type="dxa"/>
         <w:tblLayout w:type="fixed"/>
         <w:tblLook w:val="04A0" w:firstRow="1" w:lastRow="0" w:firstColumn="1" w:lastColumn="0" w:noHBand="0" w:noVBand="1"/>
       </w:tblPr>
@@ -1119,6 +1137,7 @@
         <w:tc>
           <w:tcPr>
             <w:tcW w:w="1404" w:type="dxa"/>
+            <w:shd w:val="clear" w:color="auto" w:fill="FAE2D5" w:themeFill="accent2" w:themeFillTint="33"/>
           </w:tcPr>
           <w:p>
             <w:r>
@@ -1132,6 +1151,7 @@
         <w:tc>
           <w:tcPr>
             <w:tcW w:w="2808" w:type="dxa"/>
+            <w:shd w:val="clear" w:color="auto" w:fill="FAE2D5" w:themeFill="accent2" w:themeFillTint="33"/>
           </w:tcPr>
           <w:p>
             <w:r>
@@ -1140,19 +1160,18 @@
               </w:rPr>
               <w:t xml:space="preserve">Community </w:t>
             </w:r>
-            <w:proofErr w:type="spellStart"/>
             <w:r>
               <w:rPr>
                 <w:b/>
               </w:rPr>
-              <w:t>characterisation</w:t>
-            </w:r>
-            <w:proofErr w:type="spellEnd"/>
+              <w:t>characterization</w:t>
+            </w:r>
           </w:p>
         </w:tc>
         <w:tc>
           <w:tcPr>
             <w:tcW w:w="1966" w:type="dxa"/>
+            <w:shd w:val="clear" w:color="auto" w:fill="FAE2D5" w:themeFill="accent2" w:themeFillTint="33"/>
           </w:tcPr>
           <w:p>
             <w:r>
@@ -1166,6 +1185,7 @@
         <w:tc>
           <w:tcPr>
             <w:tcW w:w="3182" w:type="dxa"/>
+            <w:shd w:val="clear" w:color="auto" w:fill="FAE2D5" w:themeFill="accent2" w:themeFillTint="33"/>
           </w:tcPr>
           <w:p>
             <w:r>
@@ -1181,6 +1201,7 @@
         <w:tc>
           <w:tcPr>
             <w:tcW w:w="1404" w:type="dxa"/>
+            <w:vMerge w:val="restart"/>
           </w:tcPr>
           <w:p>
             <w:r>
@@ -1223,6 +1244,7 @@
         <w:tc>
           <w:tcPr>
             <w:tcW w:w="3182" w:type="dxa"/>
+            <w:vMerge w:val="restart"/>
           </w:tcPr>
           <w:p>
             <w:r>
@@ -1270,7 +1292,11 @@
               </w:numPr>
             </w:pPr>
             <w:r>
-              <w:t>Non-TA widens Type variation within a therapy-adjacent audience. The cell is defined by context only — it excludes SR and the r/depression-only configuration (single-site rules). The expected pattern (“AI felt better, and thinking so carries tension”) belongs in the selection notes, not in the cell definition</w:t>
+              <w:t>Non-TA widens Type variation within a therapy-adjacent audience. The cell is defined by context only — it excludes SR and the r/depression-only configuration (single-</w:t>
+            </w:r>
+            <w:r>
+              <w:lastRenderedPageBreak/>
+              <w:t>site rules). The expected pattern (“AI felt better, and thinking so carries tension”) belongs in the selection notes, not in the cell definition</w:t>
             </w:r>
           </w:p>
         </w:tc>
@@ -1279,6 +1305,7 @@
         <w:tc>
           <w:tcPr>
             <w:tcW w:w="1404" w:type="dxa"/>
+            <w:vMerge/>
           </w:tcPr>
           <w:p/>
         </w:tc>
@@ -1317,6 +1344,7 @@
         <w:tc>
           <w:tcPr>
             <w:tcW w:w="3182" w:type="dxa"/>
+            <w:vMerge/>
           </w:tcPr>
           <w:p/>
         </w:tc>
@@ -1325,6 +1353,7 @@
         <w:tc>
           <w:tcPr>
             <w:tcW w:w="1404" w:type="dxa"/>
+            <w:vMerge/>
           </w:tcPr>
           <w:p/>
         </w:tc>
@@ -1334,7 +1363,11 @@
           </w:tcPr>
           <w:p>
             <w:r>
-              <w:t>“The AI experience felt better, therapy felt worse” appears often — and thinking so is itself treated with tension</w:t>
+              <w:t xml:space="preserve">“The AI experience felt better, therapy felt worse” </w:t>
+            </w:r>
+            <w:r>
+              <w:lastRenderedPageBreak/>
+              <w:t>appears often — and thinking so is itself treated with tension</w:t>
             </w:r>
           </w:p>
         </w:tc>
@@ -1347,6 +1380,7 @@
         <w:tc>
           <w:tcPr>
             <w:tcW w:w="3182" w:type="dxa"/>
+            <w:vMerge/>
           </w:tcPr>
           <w:p/>
         </w:tc>
@@ -1357,7 +1391,6 @@
         <w:pStyle w:val="3"/>
       </w:pPr>
       <w:r>
-        <w:lastRenderedPageBreak/>
         <w:t>r/</w:t>
       </w:r>
       <w:proofErr w:type="spellStart"/>
@@ -1369,7 +1402,7 @@
     <w:tbl>
       <w:tblPr>
         <w:tblStyle w:val="af3"/>
-        <w:tblW w:w="0" w:type="auto"/>
+        <w:tblW w:w="9360" w:type="dxa"/>
         <w:tblLayout w:type="fixed"/>
         <w:tblLook w:val="04A0" w:firstRow="1" w:lastRow="0" w:firstColumn="1" w:lastColumn="0" w:noHBand="0" w:noVBand="1"/>
       </w:tblPr>
@@ -1383,6 +1416,7 @@
         <w:tc>
           <w:tcPr>
             <w:tcW w:w="1404" w:type="dxa"/>
+            <w:shd w:val="clear" w:color="auto" w:fill="FAE2D5" w:themeFill="accent2" w:themeFillTint="33"/>
           </w:tcPr>
           <w:p>
             <w:r>
@@ -1396,6 +1430,7 @@
         <w:tc>
           <w:tcPr>
             <w:tcW w:w="2808" w:type="dxa"/>
+            <w:shd w:val="clear" w:color="auto" w:fill="FAE2D5" w:themeFill="accent2" w:themeFillTint="33"/>
           </w:tcPr>
           <w:p>
             <w:r>
@@ -1404,19 +1439,18 @@
               </w:rPr>
               <w:t xml:space="preserve">Community </w:t>
             </w:r>
-            <w:proofErr w:type="spellStart"/>
             <w:r>
               <w:rPr>
                 <w:b/>
               </w:rPr>
-              <w:t>characterisation</w:t>
-            </w:r>
-            <w:proofErr w:type="spellEnd"/>
+              <w:t>characterization</w:t>
+            </w:r>
           </w:p>
         </w:tc>
         <w:tc>
           <w:tcPr>
             <w:tcW w:w="1966" w:type="dxa"/>
+            <w:shd w:val="clear" w:color="auto" w:fill="FAE2D5" w:themeFill="accent2" w:themeFillTint="33"/>
           </w:tcPr>
           <w:p>
             <w:r>
@@ -1430,6 +1464,7 @@
         <w:tc>
           <w:tcPr>
             <w:tcW w:w="3182" w:type="dxa"/>
+            <w:shd w:val="clear" w:color="auto" w:fill="FAE2D5" w:themeFill="accent2" w:themeFillTint="33"/>
           </w:tcPr>
           <w:p>
             <w:r>
@@ -1445,6 +1480,7 @@
         <w:tc>
           <w:tcPr>
             <w:tcW w:w="1404" w:type="dxa"/>
+            <w:vMerge w:val="restart"/>
           </w:tcPr>
           <w:p>
             <w:r>
@@ -1484,6 +1520,7 @@
         <w:tc>
           <w:tcPr>
             <w:tcW w:w="3182" w:type="dxa"/>
+            <w:vMerge w:val="restart"/>
           </w:tcPr>
           <w:p>
             <w:r>
@@ -1547,6 +1584,7 @@
         <w:tc>
           <w:tcPr>
             <w:tcW w:w="1404" w:type="dxa"/>
+            <w:vMerge/>
           </w:tcPr>
           <w:p/>
         </w:tc>
@@ -1569,6 +1607,7 @@
         <w:tc>
           <w:tcPr>
             <w:tcW w:w="3182" w:type="dxa"/>
+            <w:vMerge/>
           </w:tcPr>
           <w:p/>
         </w:tc>
@@ -1577,6 +1616,7 @@
         <w:tc>
           <w:tcPr>
             <w:tcW w:w="1404" w:type="dxa"/>
+            <w:vMerge/>
           </w:tcPr>
           <w:p/>
         </w:tc>
@@ -1599,6 +1639,7 @@
         <w:tc>
           <w:tcPr>
             <w:tcW w:w="3182" w:type="dxa"/>
+            <w:vMerge/>
           </w:tcPr>
           <w:p/>
         </w:tc>
